--- a/SITP/OS/Notes/M23_Projects.docx
+++ b/SITP/OS/Notes/M23_Projects.docx
@@ -1655,6 +1655,87 @@
                 <w:b/>
                 <w:bCs/>
               </w:rPr>
+              <w:t xml:space="preserve">Mini File System</w:t>
+            </w:r>
+            <w:r>
+              <w:t xml:space="preserve"> </w:t>
+            </w:r>
+            <w:r>
+              <w:t xml:space="preserve">(inodes/blocks)</w:t>
+            </w:r>
+          </w:p>
+        </w:tc>
+        <w:tc>
+          <w:tcPr/>
+          <w:p>
+            <w:pPr>
+              <w:pStyle w:val="Compact"/>
+            </w:pPr>
+            <w:r>
+              <w:t xml:space="preserve">M11, M12</w:t>
+            </w:r>
+          </w:p>
+        </w:tc>
+        <w:tc>
+          <w:tcPr/>
+          <w:p>
+            <w:pPr>
+              <w:pStyle w:val="Compact"/>
+              <w:jc w:val="center"/>
+            </w:pPr>
+            <w:r>
+              <w:t xml:space="preserve">★★★★☆</w:t>
+            </w:r>
+          </w:p>
+        </w:tc>
+        <w:tc>
+          <w:tcPr/>
+          <w:p>
+            <w:pPr>
+              <w:pStyle w:val="Compact"/>
+              <w:jc w:val="center"/>
+            </w:pPr>
+            <w:r>
+              <w:t xml:space="preserve">★★★★☆</w:t>
+            </w:r>
+          </w:p>
+        </w:tc>
+        <w:tc>
+          <w:tcPr/>
+          <w:p>
+            <w:pPr>
+              <w:pStyle w:val="Compact"/>
+              <w:jc w:val="center"/>
+            </w:pPr>
+            <w:r>
+              <w:t xml:space="preserve">2–3</w:t>
+            </w:r>
+          </w:p>
+        </w:tc>
+      </w:tr>
+      <w:tr>
+        <w:tc>
+          <w:tcPr/>
+          <w:p>
+            <w:pPr>
+              <w:pStyle w:val="Compact"/>
+            </w:pPr>
+            <w:r>
+              <w:t xml:space="preserve">5</w:t>
+            </w:r>
+          </w:p>
+        </w:tc>
+        <w:tc>
+          <w:tcPr/>
+          <w:p>
+            <w:pPr>
+              <w:pStyle w:val="Compact"/>
+            </w:pPr>
+            <w:r>
+              <w:rPr>
+                <w:b/>
+                <w:bCs/>
+              </w:rPr>
               <w:t xml:space="preserve">Mini Process Manager</w:t>
             </w:r>
             <w:r>
@@ -1721,7 +1802,7 @@
               <w:pStyle w:val="Compact"/>
             </w:pPr>
             <w:r>
-              <w:t xml:space="preserve">5</w:t>
+              <w:t xml:space="preserve">6</w:t>
             </w:r>
           </w:p>
         </w:tc>
@@ -1802,7 +1883,7 @@
               <w:pStyle w:val="Compact"/>
             </w:pPr>
             <w:r>
-              <w:t xml:space="preserve">6</w:t>
+              <w:t xml:space="preserve">7</w:t>
             </w:r>
           </w:p>
         </w:tc>
@@ -1871,87 +1952,6 @@
             </w:pPr>
             <w:r>
               <w:t xml:space="preserve">2</w:t>
-            </w:r>
-          </w:p>
-        </w:tc>
-      </w:tr>
-      <w:tr>
-        <w:tc>
-          <w:tcPr/>
-          <w:p>
-            <w:pPr>
-              <w:pStyle w:val="Compact"/>
-            </w:pPr>
-            <w:r>
-              <w:t xml:space="preserve">7</w:t>
-            </w:r>
-          </w:p>
-        </w:tc>
-        <w:tc>
-          <w:tcPr/>
-          <w:p>
-            <w:pPr>
-              <w:pStyle w:val="Compact"/>
-            </w:pPr>
-            <w:r>
-              <w:rPr>
-                <w:b/>
-                <w:bCs/>
-              </w:rPr>
-              <w:t xml:space="preserve">Mini File System</w:t>
-            </w:r>
-            <w:r>
-              <w:t xml:space="preserve"> </w:t>
-            </w:r>
-            <w:r>
-              <w:t xml:space="preserve">(inodes/blocks)</w:t>
-            </w:r>
-          </w:p>
-        </w:tc>
-        <w:tc>
-          <w:tcPr/>
-          <w:p>
-            <w:pPr>
-              <w:pStyle w:val="Compact"/>
-            </w:pPr>
-            <w:r>
-              <w:t xml:space="preserve">M11, M12</w:t>
-            </w:r>
-          </w:p>
-        </w:tc>
-        <w:tc>
-          <w:tcPr/>
-          <w:p>
-            <w:pPr>
-              <w:pStyle w:val="Compact"/>
-              <w:jc w:val="center"/>
-            </w:pPr>
-            <w:r>
-              <w:t xml:space="preserve">★★★★☆</w:t>
-            </w:r>
-          </w:p>
-        </w:tc>
-        <w:tc>
-          <w:tcPr/>
-          <w:p>
-            <w:pPr>
-              <w:pStyle w:val="Compact"/>
-              <w:jc w:val="center"/>
-            </w:pPr>
-            <w:r>
-              <w:t xml:space="preserve">★★★★☆</w:t>
-            </w:r>
-          </w:p>
-        </w:tc>
-        <w:tc>
-          <w:tcPr/>
-          <w:p>
-            <w:pPr>
-              <w:pStyle w:val="Compact"/>
-              <w:jc w:val="center"/>
-            </w:pPr>
-            <w:r>
-              <w:t xml:space="preserve">2–3</w:t>
             </w:r>
           </w:p>
         </w:tc>

--- a/SITP/OS/Notes/M23_Projects.docx
+++ b/SITP/OS/Notes/M23_Projects.docx
@@ -19366,24 +19366,34 @@
   <w:style w:default="1" w:styleId="Table" w:type="table">
     <w:name w:val="Table"/>
     <w:basedOn w:val="TableNormal"/>
-    <w:semiHidden/>
-    <w:unhideWhenUsed/>
     <w:qFormat/>
     <w:tblPr>
       <w:tblInd w:type="dxa" w:w="0"/>
+      <w:tblBorders>
+        <w:top w:color="808080" w:space="0" w:sz="4" w:val="single"/>
+        <w:left w:color="808080" w:space="0" w:sz="4" w:val="single"/>
+        <w:bottom w:color="808080" w:space="0" w:sz="4" w:val="single"/>
+        <w:right w:color="808080" w:space="0" w:sz="4" w:val="single"/>
+        <w:insideH w:color="BFBFBF" w:space="0" w:sz="4" w:val="single"/>
+        <w:insideV w:color="BFBFBF" w:space="0" w:sz="4" w:val="single"/>
+      </w:tblBorders>
       <w:tblCellMar>
-        <w:top w:type="dxa" w:w="0"/>
+        <w:top w:type="dxa" w:w="40"/>
         <w:left w:type="dxa" w:w="108"/>
-        <w:bottom w:type="dxa" w:w="0"/>
+        <w:bottom w:type="dxa" w:w="40"/>
         <w:right w:type="dxa" w:w="108"/>
       </w:tblCellMar>
     </w:tblPr>
     <w:tblStylePr w:type="firstRow">
+      <w:rPr>
+        <w:b/>
+      </w:rPr>
       <w:tcPr>
+        <w:shd w:color="auto" w:fill="DDEBF7" w:val="clear"/>
         <w:tcBorders>
-          <w:bottom w:val="single"/>
+          <w:bottom w:color="1F4E78" w:space="0" w:sz="8" w:val="single"/>
         </w:tcBorders>
-        <w:vAlign w:val="bottom"/>
+        <w:vAlign w:val="center"/>
       </w:tcPr>
     </w:tblStylePr>
   </w:style>
